--- a/Revised Sprint 1 Deliverables/3. Revised Project Acceptance Tests.docx
+++ b/Revised Sprint 1 Deliverables/3. Revised Project Acceptance Tests.docx
@@ -659,7 +659,7 @@
               <w:rPr>
                 <w:b/>
               </w:rPr>
-              <w:t>Partly met</w:t>
+              <w:t>Partly met, and narrower than previously claimed</w:t>
             </w:r>
           </w:p>
         </w:tc>
@@ -670,13 +670,40 @@
           <w:p>
             <w:r/>
             <w:r>
-              <w:t xml:space="preserve">Range distributions measured on all three datasets. GOOSE ruled out with evidence (3.8% of points beyond 100 m). TruckDrive measured 6,746 radar detections at ≥150 m. A model has now been scored on TruckScenes, and its failure mode is range-dependent — depth error grows with distance — but </w:t>
+              <w:t xml:space="preserve">GOOSE ruled out with evidence (3.8% of points beyond 100 m). TruckDrive measured 6,746 radar </w:t>
             </w:r>
             <w:r>
               <w:rPr>
                 <w:b/>
               </w:rPr>
-              <w:t>results are not yet reported by range band</w:t>
+              <w:t>returns</w:t>
+            </w:r>
+            <w:r>
+              <w:t xml:space="preserve"> at ≥150 m — </w:t>
+            </w:r>
+            <w:r>
+              <w:rPr>
+                <w:i/>
+              </w:rPr>
+              <w:t>sensor returns, not detections; point presence alone is not detection evidence</w:t>
+            </w:r>
+            <w:r>
+              <w:t xml:space="preserve">. TruckScenes' stock evaluator </w:t>
+            </w:r>
+            <w:r>
+              <w:rPr>
+                <w:b/>
+              </w:rPr>
+              <w:t>filters classes at 75 m or 150 m and therefore produces no detection score beyond 150 m</w:t>
+            </w:r>
+            <w:r>
+              <w:t xml:space="preserve">, so testing D-04 there needs an approved custom evaluator configuration. A model has been scored on TruckScenes and its failure mode is range-dependent, but </w:t>
+            </w:r>
+            <w:r>
+              <w:rPr>
+                <w:b/>
+              </w:rPr>
+              <w:t>nothing is yet reported by range band</w:t>
             </w:r>
           </w:p>
         </w:tc>
@@ -699,7 +726,7 @@
         <w:rPr>
           <w:i/>
         </w:rPr>
-        <w:t xml:space="preserve"> Rows marked ⏳ cite work that is under review rather than merged to </w:t>
+        <w:t xml:space="preserve"> All work cited below is merged to </w:t>
       </w:r>
       <w:r>
         <w:rPr>
@@ -713,21 +740,7 @@
         <w:rPr>
           <w:i/>
         </w:rPr>
-        <w:t xml:space="preserve">. They are reported because the work exists and is verifiable in its pull request, but a marker following the citation to </w:t>
-      </w:r>
-      <w:r>
-        <w:rPr>
-          <w:rFonts w:ascii="Consolas" w:hAnsi="Consolas"/>
-          <w:i/>
-          <w:color w:val="B03060"/>
-        </w:rPr>
-        <w:t>main</w:t>
-      </w:r>
-      <w:r>
-        <w:rPr>
-          <w:i/>
-        </w:rPr>
-        <w:t xml:space="preserve"> will not find it yet.</w:t>
+        <w:t xml:space="preserve"> as of 6 September.</w:t>
       </w:r>
     </w:p>
     <w:p>
@@ -1256,7 +1269,7 @@
           <w:p>
             <w:r/>
             <w:r>
-              <w:t>✅ 6 records, merged</w:t>
+              <w:t>✅ 6 records</w:t>
             </w:r>
           </w:p>
         </w:tc>
@@ -1267,7 +1280,7 @@
           <w:p>
             <w:r/>
             <w:r>
-              <w:t>⏳ 3 records, under review (#21, #27)</w:t>
+              <w:t>✅ 4 records</w:t>
             </w:r>
           </w:p>
         </w:tc>
@@ -2933,7 +2946,7 @@
               <w:t>then</w:t>
             </w:r>
             <w:r>
-              <w:t xml:space="preserve"> detections beyond 150 m are quantified</w:t>
+              <w:t xml:space="preserve"> returns beyond 150 m are quantified</w:t>
             </w:r>
           </w:p>
         </w:tc>
@@ -2947,10 +2960,19 @@
               <w:rPr>
                 <w:b/>
               </w:rPr>
-              <w:t>Passed. 6,746 detections at ≥150 m</w:t>
-            </w:r>
-            <w:r>
-              <w:t xml:space="preserve"> across 24 sampled frames — direct evidence for D-04</w:t>
+              <w:t>Passed. 6,746 radar returns at ≥150 m</w:t>
+            </w:r>
+            <w:r>
+              <w:t xml:space="preserve"> across 24 sampled frames. This establishes the sensor produces data at range; it is </w:t>
+            </w:r>
+            <w:r>
+              <w:rPr>
+                <w:b/>
+              </w:rPr>
+              <w:t>not</w:t>
+            </w:r>
+            <w:r>
+              <w:t xml:space="preserve"> detection evidence and does not on its own answer D-04</w:t>
             </w:r>
           </w:p>
         </w:tc>

--- a/Revised Sprint 1 Deliverables/3. Revised Project Acceptance Tests.docx
+++ b/Revised Sprint 1 Deliverables/3. Revised Project Acceptance Tests.docx
@@ -670,7 +670,7 @@
           <w:p>
             <w:r/>
             <w:r>
-              <w:t xml:space="preserve">GOOSE ruled out with evidence (3.8% of points beyond 100 m). TruckDrive measured 6,746 radar </w:t>
+              <w:t xml:space="preserve">GOOSE has sparse long-range coverage (3.8% of points beyond 100 m) and no paired labelled radar in the released assets used here. TruckDrive measured 6,746 radar </w:t>
             </w:r>
             <w:r>
               <w:rPr>
@@ -697,7 +697,7 @@
               <w:t>filters classes at 75 m or 150 m and therefore produces no detection score beyond 150 m</w:t>
             </w:r>
             <w:r>
-              <w:t xml:space="preserve">, so testing D-04 there needs an approved custom evaluator configuration. A model has been scored on TruckScenes and its failure mode is range-dependent, but </w:t>
+              <w:t xml:space="preserve">, so testing D-04 there needs an approved custom evaluator configuration. FCOS3D's aggregate zero does not establish a range-dependent failure; </w:t>
             </w:r>
             <w:r>
               <w:rPr>
@@ -1313,17 +1313,7 @@
         <w:t>Reading the gaps honestly.</w:t>
       </w:r>
       <w:r>
-        <w:t xml:space="preserve"> A written survey does not satisfy the independent cold-read test. TruckDrive's findings also remain outside the shared survey template and results store. TruckScenes' survey and two records are in open PR #21; their integration into </w:t>
-      </w:r>
-      <w:r>
-        <w:rPr>
-          <w:rFonts w:ascii="Consolas" w:hAnsi="Consolas"/>
-          <w:color w:val="B03060"/>
-        </w:rPr>
-        <w:t>main</w:t>
-      </w:r>
-      <w:r>
-        <w:t xml:space="preserve"> is pending. These gaps remain visible until verified.</w:t>
+        <w:t xml:space="preserve"> A written survey does not satisfy the independent cold-read test. TruckDrive's findings also remain outside the shared survey template and results store. TruckScenes' survey, exploration records and FCOS3D submission are merged through #21 and #27. Independent comprehension checks remain outstanding.</w:t>
       </w:r>
     </w:p>
     <w:p>
@@ -2392,7 +2382,7 @@
               <w:t>Passed.</w:t>
             </w:r>
             <w:r>
-              <w:t xml:space="preserve"> 3 records</w:t>
+              <w:t xml:space="preserve"> 4 records; the CPU evaluator smoke check is synthetic, not a model run</w:t>
             </w:r>
           </w:p>
         </w:tc>
@@ -2457,10 +2447,10 @@
               <w:rPr>
                 <w:b/>
               </w:rPr>
-              <w:t>Passed.</w:t>
-            </w:r>
-            <w:r>
-              <w:t xml:space="preserve"> FCOS3D scored across all 80 </w:t>
+              <w:t>Scored result recorded.</w:t>
+            </w:r>
+            <w:r>
+              <w:t xml:space="preserve"> FCOS3D's 80-token </w:t>
             </w:r>
             <w:r>
               <w:rPr>
@@ -2470,7 +2460,7 @@
               <w:t>mini_val</w:t>
             </w:r>
             <w:r>
-              <w:t xml:space="preserve"> samples: </w:t>
+              <w:t xml:space="preserve"> submission reports </w:t>
             </w:r>
             <w:r>
               <w:rPr>
@@ -2479,7 +2469,7 @@
               <w:t>mAP 0.0000</w:t>
             </w:r>
             <w:r>
-              <w:t>, with the cause diagnosed rather than left open</w:t>
+              <w:t>. Confirm inference completion on its 17 empty entries; the cause of the zero remains unresolved</w:t>
             </w:r>
           </w:p>
         </w:tc>
